--- a/downloads/handouts/Unit 07/Handout 07.09 - Pitch Anatomy and Draft Sheet.docx
+++ b/downloads/handouts/Unit 07/Handout 07.09 - Pitch Anatomy and Draft Sheet.docx
@@ -75,8 +75,11 @@
       </w:r>
     </w:p>
     <w:p>
-      <w:r>
-        <w:br w:type="page"/>
+      <w:pPr>
+        <w:pStyle w:val="BodyText"/>
+      </w:pPr>
+      <w:r>
+        <w:t xml:space="preserve">____________________________________________________________________</w:t>
       </w:r>
     </w:p>
     <w:p>
@@ -1044,13 +1047,19 @@
       </w:r>
     </w:p>
     <w:p>
-      <w:r>
-        <w:br w:type="page"/>
-      </w:r>
-    </w:p>
-    <w:p>
-      <w:r>
-        <w:br w:type="page"/>
+      <w:pPr>
+        <w:pStyle w:val="BodyText"/>
+      </w:pPr>
+      <w:r>
+        <w:t xml:space="preserve">____________________________________________________________________</w:t>
+      </w:r>
+    </w:p>
+    <w:p>
+      <w:pPr>
+        <w:pStyle w:val="BodyText"/>
+      </w:pPr>
+      <w:r>
+        <w:t xml:space="preserve">____________________________________________________________________</w:t>
       </w:r>
     </w:p>
     <w:p>
@@ -1105,13 +1114,19 @@
       </w:r>
     </w:p>
     <w:p>
-      <w:r>
-        <w:br w:type="page"/>
-      </w:r>
-    </w:p>
-    <w:p>
-      <w:r>
-        <w:br w:type="page"/>
+      <w:pPr>
+        <w:pStyle w:val="BodyText"/>
+      </w:pPr>
+      <w:r>
+        <w:t xml:space="preserve">____________________________________________________________________</w:t>
+      </w:r>
+    </w:p>
+    <w:p>
+      <w:pPr>
+        <w:pStyle w:val="BodyText"/>
+      </w:pPr>
+      <w:r>
+        <w:t xml:space="preserve">____________________________________________________________________</w:t>
       </w:r>
     </w:p>
     <w:p>
@@ -1188,18 +1203,27 @@
       </w:r>
     </w:p>
     <w:p>
-      <w:r>
-        <w:br w:type="page"/>
-      </w:r>
-    </w:p>
-    <w:p>
-      <w:r>
-        <w:br w:type="page"/>
-      </w:r>
-    </w:p>
-    <w:p>
-      <w:r>
-        <w:br w:type="page"/>
+      <w:pPr>
+        <w:pStyle w:val="BodyText"/>
+      </w:pPr>
+      <w:r>
+        <w:t xml:space="preserve">____________________________________________________________________</w:t>
+      </w:r>
+    </w:p>
+    <w:p>
+      <w:pPr>
+        <w:pStyle w:val="BodyText"/>
+      </w:pPr>
+      <w:r>
+        <w:t xml:space="preserve">____________________________________________________________________</w:t>
+      </w:r>
+    </w:p>
+    <w:p>
+      <w:pPr>
+        <w:pStyle w:val="BodyText"/>
+      </w:pPr>
+      <w:r>
+        <w:t xml:space="preserve">____________________________________________________________________</w:t>
       </w:r>
     </w:p>
     <w:p>
@@ -1254,13 +1278,19 @@
       </w:r>
     </w:p>
     <w:p>
-      <w:r>
-        <w:br w:type="page"/>
-      </w:r>
-    </w:p>
-    <w:p>
-      <w:r>
-        <w:br w:type="page"/>
+      <w:pPr>
+        <w:pStyle w:val="BodyText"/>
+      </w:pPr>
+      <w:r>
+        <w:t xml:space="preserve">____________________________________________________________________</w:t>
+      </w:r>
+    </w:p>
+    <w:p>
+      <w:pPr>
+        <w:pStyle w:val="BodyText"/>
+      </w:pPr>
+      <w:r>
+        <w:t xml:space="preserve">____________________________________________________________________</w:t>
       </w:r>
     </w:p>
     <w:p>
@@ -1328,13 +1358,19 @@
       </w:r>
     </w:p>
     <w:p>
-      <w:r>
-        <w:br w:type="page"/>
-      </w:r>
-    </w:p>
-    <w:p>
-      <w:r>
-        <w:br w:type="page"/>
+      <w:pPr>
+        <w:pStyle w:val="BodyText"/>
+      </w:pPr>
+      <w:r>
+        <w:t xml:space="preserve">____________________________________________________________________</w:t>
+      </w:r>
+    </w:p>
+    <w:p>
+      <w:pPr>
+        <w:pStyle w:val="BodyText"/>
+      </w:pPr>
+      <w:r>
+        <w:t xml:space="preserve">____________________________________________________________________</w:t>
       </w:r>
     </w:p>
     <w:p>
@@ -1497,13 +1533,19 @@
       </w:r>
     </w:p>
     <w:p>
-      <w:r>
-        <w:br w:type="page"/>
-      </w:r>
-    </w:p>
-    <w:p>
-      <w:r>
-        <w:br w:type="page"/>
+      <w:pPr>
+        <w:pStyle w:val="BodyText"/>
+      </w:pPr>
+      <w:r>
+        <w:t xml:space="preserve">____________________________________________________________________</w:t>
+      </w:r>
+    </w:p>
+    <w:p>
+      <w:pPr>
+        <w:pStyle w:val="BodyText"/>
+      </w:pPr>
+      <w:r>
+        <w:t xml:space="preserve">____________________________________________________________________</w:t>
       </w:r>
     </w:p>
     <w:p>
@@ -1718,8 +1760,11 @@
       </w:r>
     </w:p>
     <w:p>
-      <w:r>
-        <w:br w:type="page"/>
+      <w:pPr>
+        <w:pStyle w:val="BodyText"/>
+      </w:pPr>
+      <w:r>
+        <w:t xml:space="preserve">____________________________________________________________________</w:t>
       </w:r>
     </w:p>
     <w:p>
@@ -1950,8 +1995,11 @@
       </w:r>
     </w:p>
     <w:p>
-      <w:r>
-        <w:br w:type="page"/>
+      <w:pPr>
+        <w:pStyle w:val="BodyText"/>
+      </w:pPr>
+      <w:r>
+        <w:t xml:space="preserve">____________________________________________________________________</w:t>
       </w:r>
     </w:p>
     <w:p>
@@ -1966,8 +2014,11 @@
       </w:r>
     </w:p>
     <w:p>
-      <w:r>
-        <w:br w:type="page"/>
+      <w:pPr>
+        <w:pStyle w:val="BodyText"/>
+      </w:pPr>
+      <w:r>
+        <w:t xml:space="preserve">____________________________________________________________________</w:t>
       </w:r>
     </w:p>
     <w:p>
@@ -2020,9 +2071,9 @@
       <w:pPr>
         <w:pStyle w:val="Heading2"/>
       </w:pPr>
-      <w:bookmarkStart w:id="35" w:name="sentence-starters-four-languages"/>
-      <w:r>
-        <w:t xml:space="preserve">Sentence starters, four languages</w:t>
+      <w:bookmarkStart w:id="35" w:name="sentence-starters-english-and-spanish"/>
+      <w:r>
+        <w:t xml:space="preserve">Sentence starters, English and Spanish</w:t>
       </w:r>
       <w:bookmarkEnd w:id="35"/>
     </w:p>
@@ -2033,10 +2084,8 @@
         <w:tblLook w:firstRow="1"/>
       </w:tblPr>
       <w:tblGrid>
-        <w:gridCol w:w="1980"/>
-        <w:gridCol w:w="1980"/>
-        <w:gridCol w:w="1980"/>
-        <w:gridCol w:w="1980"/>
+        <w:gridCol w:w="3960"/>
+        <w:gridCol w:w="3960"/>
       </w:tblGrid>
       <w:tr>
         <w:trPr>
@@ -2072,40 +2121,6 @@
               <w:jc w:val="left"/>
             </w:pPr>
             <w:r>
-              <w:t xml:space="preserve">Turkish</w:t>
-            </w:r>
-          </w:p>
-        </w:tc>
-        <w:tc>
-          <w:tcPr>
-            <w:tcBorders>
-              <w:bottom w:val="single"/>
-            </w:tcBorders>
-            <w:vAlign w:val="bottom"/>
-          </w:tcPr>
-          <w:p>
-            <w:pPr>
-              <w:pStyle w:val="Compact"/>
-              <w:jc w:val="left"/>
-            </w:pPr>
-            <w:r>
-              <w:t xml:space="preserve">Portuguese</w:t>
-            </w:r>
-          </w:p>
-        </w:tc>
-        <w:tc>
-          <w:tcPr>
-            <w:tcBorders>
-              <w:bottom w:val="single"/>
-            </w:tcBorders>
-            <w:vAlign w:val="bottom"/>
-          </w:tcPr>
-          <w:p>
-            <w:pPr>
-              <w:pStyle w:val="Compact"/>
-              <w:jc w:val="left"/>
-            </w:pPr>
-            <w:r>
               <w:t xml:space="preserve">Spanish</w:t>
             </w:r>
           </w:p>
@@ -2130,28 +2145,6 @@
               <w:jc w:val="left"/>
             </w:pPr>
             <w:r>
-              <w:t xml:space="preserve">Hiç ___ oldu mu?</w:t>
-            </w:r>
-          </w:p>
-        </w:tc>
-        <w:tc>
-          <w:p>
-            <w:pPr>
-              <w:pStyle w:val="Compact"/>
-              <w:jc w:val="left"/>
-            </w:pPr>
-            <w:r>
-              <w:t xml:space="preserve">Você já ___?</w:t>
-            </w:r>
-          </w:p>
-        </w:tc>
-        <w:tc>
-          <w:p>
-            <w:pPr>
-              <w:pStyle w:val="Compact"/>
-              <w:jc w:val="left"/>
-            </w:pPr>
-            <w:r>
               <w:t xml:space="preserve">¿Alguna vez ___?</w:t>
             </w:r>
           </w:p>
@@ -2176,28 +2169,6 @@
               <w:jc w:val="left"/>
             </w:pPr>
             <w:r>
-              <w:t xml:space="preserve">Sorun şu ki ___.</w:t>
-            </w:r>
-          </w:p>
-        </w:tc>
-        <w:tc>
-          <w:p>
-            <w:pPr>
-              <w:pStyle w:val="Compact"/>
-              <w:jc w:val="left"/>
-            </w:pPr>
-            <w:r>
-              <w:t xml:space="preserve">O problema é que ___.</w:t>
-            </w:r>
-          </w:p>
-        </w:tc>
-        <w:tc>
-          <w:p>
-            <w:pPr>
-              <w:pStyle w:val="Compact"/>
-              <w:jc w:val="left"/>
-            </w:pPr>
-            <w:r>
               <w:t xml:space="preserve">El problema es que ___.</w:t>
             </w:r>
           </w:p>
@@ -2222,28 +2193,6 @@
               <w:jc w:val="left"/>
             </w:pPr>
             <w:r>
-              <w:t xml:space="preserve">Biz ___ yapıyoruz.</w:t>
-            </w:r>
-          </w:p>
-        </w:tc>
-        <w:tc>
-          <w:p>
-            <w:pPr>
-              <w:pStyle w:val="Compact"/>
-              <w:jc w:val="left"/>
-            </w:pPr>
-            <w:r>
-              <w:t xml:space="preserve">Nós fazemos ___.</w:t>
-            </w:r>
-          </w:p>
-        </w:tc>
-        <w:tc>
-          <w:p>
-            <w:pPr>
-              <w:pStyle w:val="Compact"/>
-              <w:jc w:val="left"/>
-            </w:pPr>
-            <w:r>
               <w:t xml:space="preserve">Nosotros hacemos ___.</w:t>
             </w:r>
           </w:p>
@@ -2268,28 +2217,6 @@
               <w:jc w:val="left"/>
             </w:pPr>
             <w:r>
-              <w:t xml:space="preserve">Bizimki farklı çünkü ___.</w:t>
-            </w:r>
-          </w:p>
-        </w:tc>
-        <w:tc>
-          <w:p>
-            <w:pPr>
-              <w:pStyle w:val="Compact"/>
-              <w:jc w:val="left"/>
-            </w:pPr>
-            <w:r>
-              <w:t xml:space="preserve">O nosso é diferente porque ___.</w:t>
-            </w:r>
-          </w:p>
-        </w:tc>
-        <w:tc>
-          <w:p>
-            <w:pPr>
-              <w:pStyle w:val="Compact"/>
-              <w:jc w:val="left"/>
-            </w:pPr>
-            <w:r>
               <w:t xml:space="preserve">El nuestro es diferente porque ___.</w:t>
             </w:r>
           </w:p>
@@ -2314,28 +2241,6 @@
               <w:jc w:val="left"/>
             </w:pPr>
             <w:r>
-              <w:t xml:space="preserve">Bu ___ için.</w:t>
-            </w:r>
-          </w:p>
-        </w:tc>
-        <w:tc>
-          <w:p>
-            <w:pPr>
-              <w:pStyle w:val="Compact"/>
-              <w:jc w:val="left"/>
-            </w:pPr>
-            <w:r>
-              <w:t xml:space="preserve">É para ___.</w:t>
-            </w:r>
-          </w:p>
-        </w:tc>
-        <w:tc>
-          <w:p>
-            <w:pPr>
-              <w:pStyle w:val="Compact"/>
-              <w:jc w:val="left"/>
-            </w:pPr>
-            <w:r>
               <w:t xml:space="preserve">Es para ___.</w:t>
             </w:r>
           </w:p>
@@ -2360,28 +2265,6 @@
               <w:jc w:val="left"/>
             </w:pPr>
             <w:r>
-              <w:t xml:space="preserve">Bir tanesinin maliyeti ___ ve onu ___ fiyatına satıyoruz.</w:t>
-            </w:r>
-          </w:p>
-        </w:tc>
-        <w:tc>
-          <w:p>
-            <w:pPr>
-              <w:pStyle w:val="Compact"/>
-              <w:jc w:val="left"/>
-            </w:pPr>
-            <w:r>
-              <w:t xml:space="preserve">Cada um custa ___ e vendemos por ___.</w:t>
-            </w:r>
-          </w:p>
-        </w:tc>
-        <w:tc>
-          <w:p>
-            <w:pPr>
-              <w:pStyle w:val="Compact"/>
-              <w:jc w:val="left"/>
-            </w:pPr>
-            <w:r>
               <w:t xml:space="preserve">Cada uno nos cuesta ___ y lo vendemos por ___.</w:t>
             </w:r>
           </w:p>
@@ -2406,28 +2289,6 @@
               <w:jc w:val="left"/>
             </w:pPr>
             <w:r>
-              <w:t xml:space="preserve">___ adet sattıktan sonra para kaybetmeyi bırakıyoruz.</w:t>
-            </w:r>
-          </w:p>
-        </w:tc>
-        <w:tc>
-          <w:p>
-            <w:pPr>
-              <w:pStyle w:val="Compact"/>
-              <w:jc w:val="left"/>
-            </w:pPr>
-            <w:r>
-              <w:t xml:space="preserve">Paramos de perder dinheiro depois de ___ unidades.</w:t>
-            </w:r>
-          </w:p>
-        </w:tc>
-        <w:tc>
-          <w:p>
-            <w:pPr>
-              <w:pStyle w:val="Compact"/>
-              <w:jc w:val="left"/>
-            </w:pPr>
-            <w:r>
               <w:t xml:space="preserve">Dejamos de perder dinero después de ___ unidades.</w:t>
             </w:r>
           </w:p>
@@ -2452,28 +2313,6 @@
               <w:jc w:val="left"/>
             </w:pPr>
             <w:r>
-              <w:t xml:space="preserve">___ istiyoruz, böylece ___ yapabiliriz.</w:t>
-            </w:r>
-          </w:p>
-        </w:tc>
-        <w:tc>
-          <w:p>
-            <w:pPr>
-              <w:pStyle w:val="Compact"/>
-              <w:jc w:val="left"/>
-            </w:pPr>
-            <w:r>
-              <w:t xml:space="preserve">Estamos pedindo ___ para podermos ___.</w:t>
-            </w:r>
-          </w:p>
-        </w:tc>
-        <w:tc>
-          <w:p>
-            <w:pPr>
-              <w:pStyle w:val="Compact"/>
-              <w:jc w:val="left"/>
-            </w:pPr>
-            <w:r>
               <w:t xml:space="preserve">Estamos pidiendo ___ para poder ___.</w:t>
             </w:r>
           </w:p>
@@ -2488,28 +2327,6 @@
             </w:pPr>
             <w:r>
               <w:t xml:space="preserve">Thank you. We are happy to answer questions.</w:t>
-            </w:r>
-          </w:p>
-        </w:tc>
-        <w:tc>
-          <w:p>
-            <w:pPr>
-              <w:pStyle w:val="Compact"/>
-              <w:jc w:val="left"/>
-            </w:pPr>
-            <w:r>
-              <w:t xml:space="preserve">Teşekkür ederiz. Sorularınızı yanıtlamaktan memnuniyet duyarız.</w:t>
-            </w:r>
-          </w:p>
-        </w:tc>
-        <w:tc>
-          <w:p>
-            <w:pPr>
-              <w:pStyle w:val="Compact"/>
-              <w:jc w:val="left"/>
-            </w:pPr>
-            <w:r>
-              <w:t xml:space="preserve">Obrigado. Ficamos à disposição para perguntas.</w:t>
             </w:r>
           </w:p>
         </w:tc>

--- a/downloads/handouts/Unit 07/Handout 07.09 - Pitch Anatomy and Draft Sheet.docx
+++ b/downloads/handouts/Unit 07/Handout 07.09 - Pitch Anatomy and Draft Sheet.docx
@@ -33,7 +33,7 @@
         <w:pStyle w:val="BodyText"/>
       </w:pPr>
       <w:r>
-        <w:t xml:space="preserve">Unit 7, Lesson 7.9.</w:t>
+        <w:t xml:space="preserve">Unit 7, Lesson 7.9. A pitch is a short, planned talk that makes somebody want to say yes.</w:t>
       </w:r>
       <w:r>
         <w:t xml:space="preserve"> </w:t>
@@ -42,7 +42,7 @@
         <w:rPr>
           <w:b/>
         </w:rPr>
-        <w:t xml:space="preserve">Every member writes the whole pitch on their own sheet, because all three of you speak part of it on Friday.</w:t>
+        <w:t xml:space="preserve">Every team member writes the whole pitch on their own sheet. All three of you speak part of it on Friday.</w:t>
       </w:r>
     </w:p>
     <w:p>
@@ -60,7 +60,7 @@
         <w:pStyle w:val="FirstParagraph"/>
       </w:pPr>
       <w:r>
-        <w:t xml:space="preserve">Before anything else. Write it now, cold.</w:t>
+        <w:t xml:space="preserve">Do this before anything else. Write it now, before you learn the parts.</w:t>
       </w:r>
     </w:p>
     <w:p>
@@ -79,15 +79,15 @@
         <w:pStyle w:val="BodyText"/>
       </w:pPr>
       <w:r>
-        <w:t xml:space="preserve">____________________________________________________________________</w:t>
-      </w:r>
-    </w:p>
-    <w:p>
-      <w:pPr>
-        <w:pStyle w:val="BodyText"/>
-      </w:pPr>
-      <w:r>
-        <w:t xml:space="preserve">Keep it. At the end of the period, read it again and see what it was missing.</w:t>
+        <w:t xml:space="preserve">Line 1: ____________________________________________________________________</w:t>
+      </w:r>
+    </w:p>
+    <w:p>
+      <w:pPr>
+        <w:pStyle w:val="BodyText"/>
+      </w:pPr>
+      <w:r>
+        <w:t xml:space="preserve">Keep it. At the end of the period, read it again. See what it was missing.</w:t>
       </w:r>
     </w:p>
     <w:p>
@@ -105,7 +105,7 @@
         <w:pStyle w:val="FirstParagraph"/>
       </w:pPr>
       <w:r>
-        <w:t xml:space="preserve">Six parts, in this order, with these seconds.</w:t>
+        <w:t xml:space="preserve">Anatomy means the parts and how they fit together. A pitch has six parts, in this order, with these seconds.</w:t>
       </w:r>
       <w:r>
         <w:t xml:space="preserve"> </w:t>
@@ -114,7 +114,7 @@
         <w:rPr>
           <w:b/>
         </w:rPr>
-        <w:t xml:space="preserve">The order is what makes it work: the person listening knows what is coming next.</w:t>
+        <w:t xml:space="preserve">The order is what makes it work. The person listening knows what is coming next.</w:t>
       </w:r>
     </w:p>
     <w:tbl>
@@ -582,7 +582,7 @@
         <w:pStyle w:val="FirstParagraph"/>
       </w:pPr>
       <w:r>
-        <w:t xml:space="preserve">Your teacher delivered it once straight through, then again in pieces.</w:t>
+        <w:t xml:space="preserve">Your teacher said it once straight through, then again in pieces.</w:t>
       </w:r>
     </w:p>
     <w:p>
@@ -804,7 +804,7 @@
         <w:rPr>
           <w:b/>
         </w:rPr>
-        <w:t xml:space="preserve">This is the list your class wrote. It becomes the peer review criteria you will be judged on tomorrow. Copy all of it.</w:t>
+        <w:t xml:space="preserve">This is the list your class wrote. Tomorrow another team will judge your pitch using this list. Copy all of it.</w:t>
       </w:r>
     </w:p>
     <w:tbl>
@@ -1001,7 +1001,7 @@
         <w:t xml:space="preserve"> </w:t>
       </w:r>
       <w:r>
-        <w:t xml:space="preserve">Out loud words, not essay words. Short sentences. If you would not say it to a person, do not write it.</w:t>
+        <w:t xml:space="preserve">Talking words, not essay words. Short sentences. If you would not say it to a person, do not write it.</w:t>
       </w:r>
     </w:p>
     <w:p>
@@ -1051,15 +1051,15 @@
         <w:pStyle w:val="BodyText"/>
       </w:pPr>
       <w:r>
-        <w:t xml:space="preserve">____________________________________________________________________</w:t>
-      </w:r>
-    </w:p>
-    <w:p>
-      <w:pPr>
-        <w:pStyle w:val="BodyText"/>
-      </w:pPr>
-      <w:r>
-        <w:t xml:space="preserve">____________________________________________________________________</w:t>
+        <w:t xml:space="preserve">Line 1: ____________________________________________________________________</w:t>
+      </w:r>
+    </w:p>
+    <w:p>
+      <w:pPr>
+        <w:pStyle w:val="BodyText"/>
+      </w:pPr>
+      <w:r>
+        <w:t xml:space="preserve">Line 2: ____________________________________________________________________</w:t>
       </w:r>
     </w:p>
     <w:p>
@@ -1118,15 +1118,15 @@
         <w:pStyle w:val="BodyText"/>
       </w:pPr>
       <w:r>
-        <w:t xml:space="preserve">____________________________________________________________________</w:t>
-      </w:r>
-    </w:p>
-    <w:p>
-      <w:pPr>
-        <w:pStyle w:val="BodyText"/>
-      </w:pPr>
-      <w:r>
-        <w:t xml:space="preserve">____________________________________________________________________</w:t>
+        <w:t xml:space="preserve">Line 1: ____________________________________________________________________</w:t>
+      </w:r>
+    </w:p>
+    <w:p>
+      <w:pPr>
+        <w:pStyle w:val="BodyText"/>
+      </w:pPr>
+      <w:r>
+        <w:t xml:space="preserve">Line 2: ____________________________________________________________________</w:t>
       </w:r>
     </w:p>
     <w:p>
@@ -1207,23 +1207,23 @@
         <w:pStyle w:val="BodyText"/>
       </w:pPr>
       <w:r>
-        <w:t xml:space="preserve">____________________________________________________________________</w:t>
-      </w:r>
-    </w:p>
-    <w:p>
-      <w:pPr>
-        <w:pStyle w:val="BodyText"/>
-      </w:pPr>
-      <w:r>
-        <w:t xml:space="preserve">____________________________________________________________________</w:t>
-      </w:r>
-    </w:p>
-    <w:p>
-      <w:pPr>
-        <w:pStyle w:val="BodyText"/>
-      </w:pPr>
-      <w:r>
-        <w:t xml:space="preserve">____________________________________________________________________</w:t>
+        <w:t xml:space="preserve">Line 1: ____________________________________________________________________</w:t>
+      </w:r>
+    </w:p>
+    <w:p>
+      <w:pPr>
+        <w:pStyle w:val="BodyText"/>
+      </w:pPr>
+      <w:r>
+        <w:t xml:space="preserve">Line 2: ____________________________________________________________________</w:t>
+      </w:r>
+    </w:p>
+    <w:p>
+      <w:pPr>
+        <w:pStyle w:val="BodyText"/>
+      </w:pPr>
+      <w:r>
+        <w:t xml:space="preserve">Line 3: ____________________________________________________________________</w:t>
       </w:r>
     </w:p>
     <w:p>
@@ -1282,15 +1282,15 @@
         <w:pStyle w:val="BodyText"/>
       </w:pPr>
       <w:r>
-        <w:t xml:space="preserve">____________________________________________________________________</w:t>
-      </w:r>
-    </w:p>
-    <w:p>
-      <w:pPr>
-        <w:pStyle w:val="BodyText"/>
-      </w:pPr>
-      <w:r>
-        <w:t xml:space="preserve">____________________________________________________________________</w:t>
+        <w:t xml:space="preserve">Line 1: ____________________________________________________________________</w:t>
+      </w:r>
+    </w:p>
+    <w:p>
+      <w:pPr>
+        <w:pStyle w:val="BodyText"/>
+      </w:pPr>
+      <w:r>
+        <w:t xml:space="preserve">Line 2: ____________________________________________________________________</w:t>
       </w:r>
     </w:p>
     <w:p>
@@ -1362,15 +1362,15 @@
         <w:pStyle w:val="BodyText"/>
       </w:pPr>
       <w:r>
-        <w:t xml:space="preserve">____________________________________________________________________</w:t>
-      </w:r>
-    </w:p>
-    <w:p>
-      <w:pPr>
-        <w:pStyle w:val="BodyText"/>
-      </w:pPr>
-      <w:r>
-        <w:t xml:space="preserve">____________________________________________________________________</w:t>
+        <w:t xml:space="preserve">Line 1: ____________________________________________________________________</w:t>
+      </w:r>
+    </w:p>
+    <w:p>
+      <w:pPr>
+        <w:pStyle w:val="BodyText"/>
+      </w:pPr>
+      <w:r>
+        <w:t xml:space="preserve">Line 2: ____________________________________________________________________</w:t>
       </w:r>
     </w:p>
     <w:p>
@@ -1537,15 +1537,15 @@
         <w:pStyle w:val="BodyText"/>
       </w:pPr>
       <w:r>
-        <w:t xml:space="preserve">____________________________________________________________________</w:t>
-      </w:r>
-    </w:p>
-    <w:p>
-      <w:pPr>
-        <w:pStyle w:val="BodyText"/>
-      </w:pPr>
-      <w:r>
-        <w:t xml:space="preserve">____________________________________________________________________</w:t>
+        <w:t xml:space="preserve">Line 1: ____________________________________________________________________</w:t>
+      </w:r>
+    </w:p>
+    <w:p>
+      <w:pPr>
+        <w:pStyle w:val="BodyText"/>
+      </w:pPr>
+      <w:r>
+        <w:t xml:space="preserve">Line 2: ____________________________________________________________________</w:t>
       </w:r>
     </w:p>
     <w:p>
@@ -1750,21 +1750,21 @@
         <w:rPr>
           <w:b/>
         </w:rPr>
-        <w:t xml:space="preserve">Accommodation line.</w:t>
+        <w:t xml:space="preserve">Plan for a teammate who will not speak on Friday.</w:t>
       </w:r>
       <w:r>
         <w:t xml:space="preserve"> </w:t>
       </w:r>
       <w:r>
-        <w:t xml:space="preserve">If somebody on your team is writing their part and having a teammate read it aloud on Friday, write their name and the part here now, not on Friday morning:</w:t>
-      </w:r>
-    </w:p>
-    <w:p>
-      <w:pPr>
-        <w:pStyle w:val="BodyText"/>
-      </w:pPr>
-      <w:r>
-        <w:t xml:space="preserve">____________________________________________________________________</w:t>
+        <w:t xml:space="preserve">A teammate may write their part and have another teammate read it aloud. If that is your plan, write their name and the part here now, not on Friday morning:</w:t>
+      </w:r>
+    </w:p>
+    <w:p>
+      <w:pPr>
+        <w:pStyle w:val="BodyText"/>
+      </w:pPr>
+      <w:r>
+        <w:t xml:space="preserve">Line 1: ____________________________________________________________________</w:t>
       </w:r>
     </w:p>
     <w:p>
@@ -1782,7 +1782,7 @@
         <w:pStyle w:val="FirstParagraph"/>
       </w:pPr>
       <w:r>
-        <w:t xml:space="preserve">Read it out loud, standing, while a teammate times you.</w:t>
+        <w:t xml:space="preserve">Stand up. Read it out loud while a teammate times you.</w:t>
       </w:r>
     </w:p>
     <w:tbl>
@@ -1936,7 +1936,7 @@
         <w:rPr>
           <w:b/>
         </w:rPr>
-        <w:t xml:space="preserve">The revision rule: if you are over 60 seconds, you cut words from the HOOK and the SOLUTION. You do NOT cut the money and you do NOT cut the ask.</w:t>
+        <w:t xml:space="preserve">The cutting rule: if you are over 60 seconds, cut words from the HOOK and the SOLUTION. Do NOT cut the money. Do NOT cut the ask.</w:t>
       </w:r>
     </w:p>
     <w:p>
@@ -1999,7 +1999,7 @@
         <w:pStyle w:val="BodyText"/>
       </w:pPr>
       <w:r>
-        <w:t xml:space="preserve">____________________________________________________________________</w:t>
+        <w:t xml:space="preserve">Line 1: ____________________________________________________________________</w:t>
       </w:r>
     </w:p>
     <w:p>
@@ -2018,7 +2018,7 @@
         <w:pStyle w:val="BodyText"/>
       </w:pPr>
       <w:r>
-        <w:t xml:space="preserve">____________________________________________________________________</w:t>
+        <w:t xml:space="preserve">Line 1: ____________________________________________________________________</w:t>
       </w:r>
     </w:p>
     <w:p>
